--- a/assets/Farhaan Beeharry CV.docx
+++ b/assets/Farhaan Beeharry CV.docx
@@ -1,6 +1,6 @@
 
 <file path=word/document.xml><?xml version="1.0" encoding="utf-8"?>
-<w:document xmlns:wpc="http://schemas.microsoft.com/office/word/2010/wordprocessingCanvas" xmlns:cx="http://schemas.microsoft.com/office/drawing/2014/chartex" xmlns:cx1="http://schemas.microsoft.com/office/drawing/2015/9/8/chartex" xmlns:cx2="http://schemas.microsoft.com/office/drawing/2015/10/21/chartex" xmlns:cx3="http://schemas.microsoft.com/office/drawing/2016/5/9/chartex" xmlns:cx4="http://schemas.microsoft.com/office/drawing/2016/5/10/chartex" xmlns:cx5="http://schemas.microsoft.com/office/drawing/2016/5/11/chartex" xmlns:cx6="http://schemas.microsoft.com/office/drawing/2016/5/12/chartex" xmlns:cx7="http://schemas.microsoft.com/office/drawing/2016/5/13/chartex" xmlns:cx8="http://schemas.microsoft.com/office/drawing/2016/5/14/chartex" xmlns:mc="http://schemas.openxmlformats.org/markup-compatibility/2006" xmlns:aink="http://schemas.microsoft.com/office/drawing/2016/ink" xmlns:am3d="http://schemas.microsoft.com/office/drawing/2017/model3d" xmlns:o="urn:schemas-microsoft-com:office:office" xmlns:oel="http://schemas.microsoft.com/office/2019/extlst" xmlns:r="http://schemas.openxmlformats.org/officeDocument/2006/relationships" xmlns:m="http://schemas.openxmlformats.org/officeDocument/2006/math" xmlns:v="urn:schemas-microsoft-com:vml" xmlns:wp14="http://schemas.microsoft.com/office/word/2010/wordprocessingDrawing" xmlns:wp="http://schemas.openxmlformats.org/drawingml/2006/wordprocessingDrawing" xmlns:w10="urn:schemas-microsoft-com:office:word" xmlns:w="http://schemas.openxmlformats.org/wordprocessingml/2006/main" xmlns:w14="http://schemas.microsoft.com/office/word/2010/wordml" xmlns:w15="http://schemas.microsoft.com/office/word/2012/wordml" xmlns:w16cex="http://schemas.microsoft.com/office/word/2018/wordml/cex" xmlns:w16cid="http://schemas.microsoft.com/office/word/2016/wordml/cid" xmlns:w16="http://schemas.microsoft.com/office/word/2018/wordml" xmlns:w16du="http://schemas.microsoft.com/office/word/2023/wordml/word16du" xmlns:w16sdtdh="http://schemas.microsoft.com/office/word/2020/wordml/sdtdatahash" xmlns:w16se="http://schemas.microsoft.com/office/word/2015/wordml/symex" xmlns:wpg="http://schemas.microsoft.com/office/word/2010/wordprocessingGroup" xmlns:wpi="http://schemas.microsoft.com/office/word/2010/wordprocessingInk" xmlns:wne="http://schemas.microsoft.com/office/word/2006/wordml" xmlns:wps="http://schemas.microsoft.com/office/word/2010/wordprocessingShape" mc:Ignorable="w14 w15 w16se w16cid w16 w16cex w16sdtdh w16du wp14">
+<w:document xmlns:wpc="http://schemas.microsoft.com/office/word/2010/wordprocessingCanvas" xmlns:cx="http://schemas.microsoft.com/office/drawing/2014/chartex" xmlns:cx1="http://schemas.microsoft.com/office/drawing/2015/9/8/chartex" xmlns:cx2="http://schemas.microsoft.com/office/drawing/2015/10/21/chartex" xmlns:cx3="http://schemas.microsoft.com/office/drawing/2016/5/9/chartex" xmlns:cx4="http://schemas.microsoft.com/office/drawing/2016/5/10/chartex" xmlns:cx5="http://schemas.microsoft.com/office/drawing/2016/5/11/chartex" xmlns:cx6="http://schemas.microsoft.com/office/drawing/2016/5/12/chartex" xmlns:cx7="http://schemas.microsoft.com/office/drawing/2016/5/13/chartex" xmlns:cx8="http://schemas.microsoft.com/office/drawing/2016/5/14/chartex" xmlns:mc="http://schemas.openxmlformats.org/markup-compatibility/2006" xmlns:aink="http://schemas.microsoft.com/office/drawing/2016/ink" xmlns:am3d="http://schemas.microsoft.com/office/drawing/2017/model3d" xmlns:o="urn:schemas-microsoft-com:office:office" xmlns:oel="http://schemas.microsoft.com/office/2019/extlst" xmlns:r="http://schemas.openxmlformats.org/officeDocument/2006/relationships" xmlns:m="http://schemas.openxmlformats.org/officeDocument/2006/math" xmlns:v="urn:schemas-microsoft-com:vml" xmlns:wp14="http://schemas.microsoft.com/office/word/2010/wordprocessingDrawing" xmlns:wp="http://schemas.openxmlformats.org/drawingml/2006/wordprocessingDrawing" xmlns:w10="urn:schemas-microsoft-com:office:word" xmlns:w="http://schemas.openxmlformats.org/wordprocessingml/2006/main" xmlns:w14="http://schemas.microsoft.com/office/word/2010/wordml" xmlns:w15="http://schemas.microsoft.com/office/word/2012/wordml" xmlns:w16cex="http://schemas.microsoft.com/office/word/2018/wordml/cex" xmlns:w16cid="http://schemas.microsoft.com/office/word/2016/wordml/cid" xmlns:w16="http://schemas.microsoft.com/office/word/2018/wordml" xmlns:w16du="http://schemas.microsoft.com/office/word/2023/wordml/word16du" xmlns:w16sdtdh="http://schemas.microsoft.com/office/word/2020/wordml/sdtdatahash" xmlns:w16sdtfl="http://schemas.microsoft.com/office/word/2024/wordml/sdtformatlock" xmlns:w16se="http://schemas.microsoft.com/office/word/2015/wordml/symex" xmlns:wpg="http://schemas.microsoft.com/office/word/2010/wordprocessingGroup" xmlns:wpi="http://schemas.microsoft.com/office/word/2010/wordprocessingInk" xmlns:wne="http://schemas.microsoft.com/office/word/2006/wordml" xmlns:wps="http://schemas.microsoft.com/office/word/2010/wordprocessingShape" mc:Ignorable="w14 w15 w16se w16cid w16 w16cex w16sdtdh w16sdtfl w16du wp14">
   <w:body>
     <w:p>
       <w:pPr>
@@ -36,6 +36,7 @@
         </w:rPr>
         <w:t xml:space="preserve"> </w:t>
       </w:r>
+      <w:proofErr w:type="spellStart"/>
       <w:r>
         <w:rPr>
           <w:rFonts w:ascii="Arial" w:hAnsi="Arial" w:cs="Arial"/>
@@ -46,6 +47,7 @@
         </w:rPr>
         <w:t>Beeharry</w:t>
       </w:r>
+      <w:proofErr w:type="spellEnd"/>
     </w:p>
     <w:p>
       <w:pPr>
@@ -192,27 +194,45 @@
           <w:sz w:val="20"/>
           <w:szCs w:val="20"/>
         </w:rPr>
-        <w:t>Online R</w:t>
-      </w:r>
-      <w:r>
-        <w:rPr>
-          <w:rFonts w:ascii="Arial" w:hAnsi="Arial" w:cs="Arial"/>
-          <w:b/>
-          <w:bCs/>
-          <w:sz w:val="20"/>
-          <w:szCs w:val="20"/>
-        </w:rPr>
-        <w:t>esume</w:t>
-      </w:r>
-      <w:r>
-        <w:rPr>
-          <w:rFonts w:ascii="Arial" w:hAnsi="Arial" w:cs="Arial"/>
-          <w:b/>
-          <w:bCs/>
-          <w:sz w:val="20"/>
-          <w:szCs w:val="20"/>
-        </w:rPr>
-        <w:t xml:space="preserve"> &amp; </w:t>
+        <w:t>LinkedIn:</w:t>
+      </w:r>
+      <w:r>
+        <w:rPr>
+          <w:rFonts w:ascii="Arial" w:hAnsi="Arial" w:cs="Arial"/>
+          <w:sz w:val="20"/>
+          <w:szCs w:val="20"/>
+        </w:rPr>
+        <w:t xml:space="preserve"> </w:t>
+      </w:r>
+      <w:hyperlink r:id="rId9" w:history="1">
+        <w:r>
+          <w:t>linkedin.com/in/</w:t>
+        </w:r>
+        <w:proofErr w:type="spellStart"/>
+        <w:r>
+          <w:t>farhaan-bms</w:t>
+        </w:r>
+        <w:proofErr w:type="spellEnd"/>
+      </w:hyperlink>
+      <w:r>
+        <w:rPr>
+          <w:rFonts w:ascii="Arial" w:hAnsi="Arial" w:cs="Arial"/>
+          <w:b/>
+          <w:bCs/>
+          <w:sz w:val="20"/>
+          <w:szCs w:val="20"/>
+        </w:rPr>
+        <w:tab/>
+      </w:r>
+      <w:r>
+        <w:rPr>
+          <w:rFonts w:ascii="Arial" w:hAnsi="Arial" w:cs="Arial"/>
+          <w:b/>
+          <w:bCs/>
+          <w:sz w:val="20"/>
+          <w:szCs w:val="20"/>
+        </w:rPr>
+        <w:tab/>
       </w:r>
       <w:r>
         <w:rPr>
@@ -242,7 +262,7 @@
         </w:rPr>
         <w:t xml:space="preserve"> </w:t>
       </w:r>
-      <w:hyperlink r:id="rId9" w:history="1">
+      <w:hyperlink r:id="rId10" w:history="1">
         <w:r>
           <w:rPr>
             <w:rStyle w:val="Hyperlink"/>
@@ -286,28 +306,83 @@
           <w:b/>
           <w:bCs/>
           <w:u w:val="single"/>
-        </w:rPr>
-      </w:pPr>
-      <w:proofErr w:type="spellStart"/>
+          <w:lang w:val="en-US"/>
+        </w:rPr>
+      </w:pPr>
       <w:r>
         <w:rPr>
           <w:rFonts w:ascii="Arial" w:hAnsi="Arial" w:cs="Arial"/>
           <w:b/>
           <w:bCs/>
           <w:u w:val="single"/>
-        </w:rPr>
-        <w:t>Personal</w:t>
-      </w:r>
-      <w:proofErr w:type="spellEnd"/>
-      <w:r>
+          <w:lang w:val="en-US"/>
+        </w:rPr>
+        <w:t>Personal Profile</w:t>
+      </w:r>
+    </w:p>
+    <w:p>
+      <w:pPr>
         <w:rPr>
           <w:rFonts w:ascii="Arial" w:hAnsi="Arial" w:cs="Arial"/>
           <w:b/>
           <w:bCs/>
           <w:u w:val="single"/>
-        </w:rPr>
-        <w:t xml:space="preserve"> Profile</w:t>
-      </w:r>
+          <w:lang w:val="en-US"/>
+        </w:rPr>
+      </w:pPr>
+    </w:p>
+    <w:p>
+      <w:pPr>
+        <w:pStyle w:val="NoSpacing"/>
+        <w:spacing w:line="300" w:lineRule="auto"/>
+        <w:jc w:val="both"/>
+        <w:rPr>
+          <w:rFonts w:ascii="Arial" w:hAnsi="Arial" w:cs="Arial"/>
+          <w:sz w:val="20"/>
+          <w:szCs w:val="20"/>
+          <w:lang w:val="en-US"/>
+        </w:rPr>
+      </w:pPr>
+      <w:r>
+        <w:rPr>
+          <w:rFonts w:ascii="Arial" w:hAnsi="Arial" w:cs="Arial"/>
+          <w:sz w:val="20"/>
+          <w:szCs w:val="20"/>
+          <w:lang w:val="en-US"/>
+        </w:rPr>
+        <w:t xml:space="preserve">Versatile and results-oriented Software Engineer with over </w:t>
+      </w:r>
+      <w:r>
+        <w:rPr>
+          <w:rFonts w:ascii="Arial" w:hAnsi="Arial" w:cs="Arial"/>
+          <w:sz w:val="20"/>
+          <w:szCs w:val="20"/>
+          <w:lang w:val="en-US"/>
+        </w:rPr>
+        <w:t>4</w:t>
+      </w:r>
+      <w:r>
+        <w:rPr>
+          <w:rFonts w:ascii="Arial" w:hAnsi="Arial" w:cs="Arial"/>
+          <w:sz w:val="20"/>
+          <w:szCs w:val="20"/>
+          <w:lang w:val="en-US"/>
+        </w:rPr>
+        <w:t>.5 years of professional experience in commercial application development. Demonstrated expertise in designing, developing, and optimizing mobile and web solutions, with a strong focus on Flutter development. Proficient in solving complex technical challenges, with a proven track record of delivering innovative, scalable, and high-quality software solutions. A responsible and driven professional seeking to further enhance my skills and contribute meaningfully to impactful projects in dynamic and collaborative environments.</w:t>
+      </w:r>
+    </w:p>
+    <w:p>
+      <w:pPr>
+        <w:pStyle w:val="NoSpacing"/>
+        <w:spacing w:line="300" w:lineRule="auto"/>
+        <w:jc w:val="both"/>
+        <w:rPr>
+          <w:rFonts w:ascii="Arial" w:hAnsi="Arial" w:cs="Arial"/>
+          <w:sz w:val="20"/>
+          <w:szCs w:val="20"/>
+          <w:lang w:val="en-US"/>
+        </w:rPr>
+      </w:pPr>
     </w:p>
     <w:p>
       <w:pPr>
@@ -316,6 +391,27 @@
           <w:b/>
           <w:bCs/>
           <w:u w:val="single"/>
+          <w:lang w:val="en-US"/>
+        </w:rPr>
+      </w:pPr>
+      <w:r>
+        <w:rPr>
+          <w:rFonts w:ascii="Arial" w:hAnsi="Arial" w:cs="Arial"/>
+          <w:b/>
+          <w:bCs/>
+          <w:u w:val="single"/>
+          <w:lang w:val="en-US"/>
+        </w:rPr>
+        <w:t>Work Experience</w:t>
+      </w:r>
+    </w:p>
+    <w:p>
+      <w:pPr>
+        <w:rPr>
+          <w:rFonts w:ascii="Arial" w:hAnsi="Arial" w:cs="Arial"/>
+          <w:sz w:val="20"/>
+          <w:szCs w:val="20"/>
+          <w:lang w:val="en-US"/>
         </w:rPr>
       </w:pPr>
     </w:p>
@@ -326,95 +422,41 @@
         <w:jc w:val="both"/>
         <w:rPr>
           <w:rFonts w:ascii="Arial" w:hAnsi="Arial" w:cs="Arial"/>
-          <w:sz w:val="20"/>
-          <w:szCs w:val="20"/>
-          <w:lang w:val="en-US"/>
-        </w:rPr>
-      </w:pPr>
-      <w:r>
-        <w:rPr>
-          <w:rFonts w:ascii="Arial" w:hAnsi="Arial" w:cs="Arial"/>
-          <w:sz w:val="20"/>
-          <w:szCs w:val="20"/>
-          <w:lang w:val="en-US"/>
-        </w:rPr>
-        <w:t>Versatile and results-oriented Software Engineer with over 3.5 years of professional experience in commercial application development. Demonstrated expertise in designing, developing, and optimizing mobile and web solutions, with a strong focus on Flutter development. Proficient in solving complex technical challenges, with a proven track record of delivering innovative, scalable, and high-quality software solutions. A responsible and driven professional seeking to further enhance my skills and contribute meaningfully to impactful projects in dynamic and collaborative environments.</w:t>
-      </w:r>
-    </w:p>
-    <w:p>
-      <w:pPr>
-        <w:pStyle w:val="NoSpacing"/>
-        <w:spacing w:line="300" w:lineRule="auto"/>
-        <w:jc w:val="both"/>
-        <w:rPr>
-          <w:rFonts w:ascii="Arial" w:hAnsi="Arial" w:cs="Arial"/>
-          <w:sz w:val="20"/>
-          <w:szCs w:val="20"/>
-          <w:lang w:val="en-US"/>
-        </w:rPr>
-      </w:pPr>
-    </w:p>
-    <w:p>
-      <w:pPr>
-        <w:rPr>
-          <w:rFonts w:ascii="Arial" w:hAnsi="Arial" w:cs="Arial"/>
-          <w:b/>
-          <w:bCs/>
-          <w:u w:val="single"/>
-        </w:rPr>
-      </w:pPr>
-      <w:r>
-        <w:rPr>
-          <w:rFonts w:ascii="Arial" w:hAnsi="Arial" w:cs="Arial"/>
-          <w:b/>
-          <w:bCs/>
-          <w:u w:val="single"/>
-        </w:rPr>
-        <w:t xml:space="preserve">Work </w:t>
-      </w:r>
-      <w:proofErr w:type="spellStart"/>
-      <w:r>
-        <w:rPr>
-          <w:rFonts w:ascii="Arial" w:hAnsi="Arial" w:cs="Arial"/>
-          <w:b/>
-          <w:bCs/>
-          <w:u w:val="single"/>
-        </w:rPr>
-        <w:t>Experience</w:t>
-      </w:r>
-      <w:proofErr w:type="spellEnd"/>
-    </w:p>
-    <w:p>
-      <w:pPr>
-        <w:rPr>
-          <w:rFonts w:ascii="Arial" w:hAnsi="Arial" w:cs="Arial"/>
-          <w:sz w:val="20"/>
-          <w:szCs w:val="20"/>
-        </w:rPr>
-      </w:pPr>
-    </w:p>
-    <w:p>
-      <w:pPr>
-        <w:pStyle w:val="NoSpacing"/>
-        <w:spacing w:line="300" w:lineRule="auto"/>
-        <w:jc w:val="both"/>
-        <w:rPr>
-          <w:rFonts w:ascii="Arial" w:hAnsi="Arial" w:cs="Arial"/>
-          <w:b/>
-          <w:bCs/>
-          <w:sz w:val="20"/>
-          <w:szCs w:val="20"/>
-        </w:rPr>
-      </w:pPr>
-      <w:r>
-        <w:rPr>
-          <w:rFonts w:ascii="Arial" w:hAnsi="Arial" w:cs="Arial"/>
-          <w:b/>
-          <w:bCs/>
-          <w:sz w:val="20"/>
-          <w:szCs w:val="20"/>
-        </w:rPr>
-        <w:t>Mobile</w:t>
+          <w:b/>
+          <w:bCs/>
+          <w:sz w:val="20"/>
+          <w:szCs w:val="20"/>
+        </w:rPr>
+      </w:pPr>
+      <w:r>
+        <w:rPr>
+          <w:rFonts w:ascii="Arial" w:hAnsi="Arial" w:cs="Arial"/>
+          <w:b/>
+          <w:bCs/>
+          <w:sz w:val="20"/>
+          <w:szCs w:val="20"/>
+        </w:rPr>
+        <w:t xml:space="preserve">Mobile </w:t>
+      </w:r>
+      <w:r>
+        <w:rPr>
+          <w:rFonts w:ascii="Arial" w:hAnsi="Arial" w:cs="Arial"/>
+          <w:b/>
+          <w:bCs/>
+          <w:sz w:val="20"/>
+          <w:szCs w:val="20"/>
+        </w:rPr>
+        <w:t xml:space="preserve">Engineer, </w:t>
+      </w:r>
+      <w:r>
+        <w:rPr>
+          <w:rFonts w:ascii="Arial" w:hAnsi="Arial" w:cs="Arial"/>
+          <w:b/>
+          <w:bCs/>
+          <w:sz w:val="20"/>
+          <w:szCs w:val="20"/>
+        </w:rPr>
+        <w:t>October 2024</w:t>
       </w:r>
       <w:r>
         <w:rPr>
@@ -434,47 +476,7 @@
           <w:sz w:val="20"/>
           <w:szCs w:val="20"/>
         </w:rPr>
-        <w:t xml:space="preserve">Engineer, </w:t>
-      </w:r>
-      <w:r>
-        <w:rPr>
-          <w:rFonts w:ascii="Arial" w:hAnsi="Arial" w:cs="Arial"/>
-          <w:b/>
-          <w:bCs/>
-          <w:sz w:val="20"/>
-          <w:szCs w:val="20"/>
-        </w:rPr>
-        <w:t>October 2024</w:t>
-      </w:r>
-      <w:r>
-        <w:rPr>
-          <w:rFonts w:ascii="Arial" w:hAnsi="Arial" w:cs="Arial"/>
-          <w:b/>
-          <w:bCs/>
-          <w:sz w:val="20"/>
-          <w:szCs w:val="20"/>
-        </w:rPr>
-        <w:t xml:space="preserve"> </w:t>
-      </w:r>
-      <w:r>
-        <w:rPr>
-          <w:rFonts w:ascii="Arial" w:hAnsi="Arial" w:cs="Arial"/>
-          <w:b/>
-          <w:bCs/>
-          <w:sz w:val="20"/>
-          <w:szCs w:val="20"/>
-        </w:rPr>
-        <w:t xml:space="preserve">to </w:t>
-      </w:r>
-      <w:r>
-        <w:rPr>
-          <w:rFonts w:ascii="Arial" w:hAnsi="Arial" w:cs="Arial"/>
-          <w:b/>
-          <w:bCs/>
-          <w:sz w:val="20"/>
-          <w:szCs w:val="20"/>
-        </w:rPr>
-        <w:t>Present</w:t>
+        <w:t>to Present</w:t>
       </w:r>
     </w:p>
     <w:p>
@@ -575,6 +577,22 @@
         </w:rPr>
         <w:t xml:space="preserve">Developed mobile applications using Flutter with state management via </w:t>
       </w:r>
+      <w:r>
+        <w:rPr>
+          <w:rFonts w:ascii="Arial" w:hAnsi="Arial" w:cs="Arial"/>
+          <w:sz w:val="20"/>
+          <w:szCs w:val="20"/>
+        </w:rPr>
+        <w:t>Bloc</w:t>
+      </w:r>
+      <w:r>
+        <w:rPr>
+          <w:rFonts w:ascii="Arial" w:hAnsi="Arial" w:cs="Arial"/>
+          <w:sz w:val="20"/>
+          <w:szCs w:val="20"/>
+        </w:rPr>
+        <w:t xml:space="preserve">, and tools like Shorebird, Firebase, </w:t>
+      </w:r>
       <w:proofErr w:type="spellStart"/>
       <w:r>
         <w:rPr>
@@ -582,7 +600,7 @@
           <w:sz w:val="20"/>
           <w:szCs w:val="20"/>
         </w:rPr>
-        <w:t>GetX</w:t>
+        <w:t>Freezed</w:t>
       </w:r>
       <w:proofErr w:type="spellEnd"/>
       <w:r>
@@ -591,36 +609,8 @@
           <w:sz w:val="20"/>
           <w:szCs w:val="20"/>
         </w:rPr>
-        <w:t xml:space="preserve">, and tools like Shorebird, Firebase, </w:t>
-      </w:r>
-      <w:proofErr w:type="spellStart"/>
-      <w:r>
-        <w:rPr>
-          <w:rFonts w:ascii="Arial" w:hAnsi="Arial" w:cs="Arial"/>
-          <w:sz w:val="20"/>
-          <w:szCs w:val="20"/>
-        </w:rPr>
-        <w:t>Freezed</w:t>
-      </w:r>
-      <w:proofErr w:type="spellEnd"/>
-      <w:r>
-        <w:rPr>
-          <w:rFonts w:ascii="Arial" w:hAnsi="Arial" w:cs="Arial"/>
-          <w:sz w:val="20"/>
-          <w:szCs w:val="20"/>
-        </w:rPr>
-        <w:t xml:space="preserve">, localisation, and </w:t>
-      </w:r>
-      <w:proofErr w:type="spellStart"/>
-      <w:r>
-        <w:rPr>
-          <w:rFonts w:ascii="Arial" w:hAnsi="Arial" w:cs="Arial"/>
-          <w:sz w:val="20"/>
-          <w:szCs w:val="20"/>
-        </w:rPr>
-        <w:t>Skeletonizer.</w:t>
-      </w:r>
-      <w:proofErr w:type="spellEnd"/>
+        <w:t>, localisation, and Skeletonizer.</w:t>
+      </w:r>
     </w:p>
     <w:p>
       <w:pPr>
@@ -1886,20 +1876,6 @@
           <w:szCs w:val="20"/>
         </w:rPr>
       </w:pPr>
-    </w:p>
-    <w:p>
-      <w:pPr>
-        <w:pStyle w:val="NoSpacing"/>
-        <w:spacing w:line="300" w:lineRule="auto"/>
-        <w:jc w:val="both"/>
-        <w:rPr>
-          <w:rFonts w:ascii="Arial" w:hAnsi="Arial" w:cs="Arial"/>
-          <w:b/>
-          <w:bCs/>
-          <w:sz w:val="20"/>
-          <w:szCs w:val="20"/>
-        </w:rPr>
-      </w:pPr>
       <w:r>
         <w:rPr>
           <w:rFonts w:ascii="Arial" w:hAnsi="Arial" w:cs="Arial"/>
@@ -2377,6 +2353,7 @@
           <w:sz w:val="14"/>
           <w:szCs w:val="14"/>
           <w:u w:val="single"/>
+          <w:lang w:val="en-US"/>
         </w:rPr>
       </w:pPr>
     </w:p>
@@ -2387,6 +2364,7 @@
           <w:b/>
           <w:bCs/>
           <w:u w:val="single"/>
+          <w:lang w:val="en-US"/>
         </w:rPr>
       </w:pPr>
       <w:r>
@@ -2395,6 +2373,7 @@
           <w:b/>
           <w:bCs/>
           <w:u w:val="single"/>
+          <w:lang w:val="en-US"/>
         </w:rPr>
         <w:t>Education</w:t>
       </w:r>
@@ -2408,6 +2387,7 @@
           <w:sz w:val="32"/>
           <w:szCs w:val="32"/>
           <w:u w:val="single"/>
+          <w:lang w:val="en-US"/>
         </w:rPr>
       </w:pPr>
     </w:p>
@@ -2770,6 +2750,7 @@
           <w:rFonts w:ascii="Arial" w:hAnsi="Arial" w:cs="Arial"/>
           <w:sz w:val="14"/>
           <w:szCs w:val="14"/>
+          <w:lang w:val="en-US"/>
         </w:rPr>
       </w:pPr>
     </w:p>
@@ -2780,6 +2761,7 @@
           <w:b/>
           <w:bCs/>
           <w:u w:val="single"/>
+          <w:lang w:val="en-US"/>
         </w:rPr>
       </w:pPr>
       <w:r>
@@ -2788,6 +2770,7 @@
           <w:b/>
           <w:bCs/>
           <w:u w:val="single"/>
+          <w:lang w:val="en-US"/>
         </w:rPr>
         <w:t>Certificates</w:t>
       </w:r>
@@ -2799,6 +2782,7 @@
           <w:b/>
           <w:bCs/>
           <w:u w:val="single"/>
+          <w:lang w:val="en-US"/>
         </w:rPr>
       </w:pPr>
     </w:p>
@@ -3253,6 +3237,7 @@
           <w:b/>
           <w:bCs/>
           <w:u w:val="single"/>
+          <w:lang w:val="en-US"/>
         </w:rPr>
       </w:pPr>
       <w:r>
@@ -3261,6 +3246,7 @@
           <w:b/>
           <w:bCs/>
           <w:u w:val="single"/>
+          <w:lang w:val="en-US"/>
         </w:rPr>
         <w:br w:type="page"/>
       </w:r>
@@ -4002,7 +3988,25 @@
           <w:sz w:val="20"/>
           <w:lang w:val="en-US"/>
         </w:rPr>
-        <w:t xml:space="preserve"> Highly dependable with a commitment to delivering on promises and meeting objectives.</w:t>
+        <w:t xml:space="preserve"> Highly dependable with a commitment to </w:t>
+      </w:r>
+      <w:proofErr w:type="gramStart"/>
+      <w:r>
+        <w:rPr>
+          <w:rFonts w:ascii="Arial" w:eastAsia="Arial" w:hAnsi="Arial" w:cs="Arial"/>
+          <w:sz w:val="20"/>
+          <w:lang w:val="en-US"/>
+        </w:rPr>
+        <w:t>delivering on</w:t>
+      </w:r>
+      <w:proofErr w:type="gramEnd"/>
+      <w:r>
+        <w:rPr>
+          <w:rFonts w:ascii="Arial" w:eastAsia="Arial" w:hAnsi="Arial" w:cs="Arial"/>
+          <w:sz w:val="20"/>
+          <w:lang w:val="en-US"/>
+        </w:rPr>
+        <w:t xml:space="preserve"> promises and meeting objectives.</w:t>
       </w:r>
     </w:p>
     <w:p>
@@ -4041,7 +4045,7 @@
       </w:r>
     </w:p>
     <w:sectPr>
-      <w:footerReference w:type="default" r:id="rId10"/>
+      <w:footerReference w:type="default" r:id="rId11"/>
       <w:pgSz w:w="11906" w:h="16838"/>
       <w:pgMar w:top="1296" w:right="1440" w:bottom="1152" w:left="1440" w:header="706" w:footer="706" w:gutter="0"/>
       <w:cols w:space="708"/>
@@ -4052,7 +4056,7 @@
 </file>
 
 <file path=word/endnotes.xml><?xml version="1.0" encoding="utf-8"?>
-<w:endnotes xmlns:wpc="http://schemas.microsoft.com/office/word/2010/wordprocessingCanvas" xmlns:cx="http://schemas.microsoft.com/office/drawing/2014/chartex" xmlns:cx1="http://schemas.microsoft.com/office/drawing/2015/9/8/chartex" xmlns:cx2="http://schemas.microsoft.com/office/drawing/2015/10/21/chartex" xmlns:cx3="http://schemas.microsoft.com/office/drawing/2016/5/9/chartex" xmlns:cx4="http://schemas.microsoft.com/office/drawing/2016/5/10/chartex" xmlns:cx5="http://schemas.microsoft.com/office/drawing/2016/5/11/chartex" xmlns:cx6="http://schemas.microsoft.com/office/drawing/2016/5/12/chartex" xmlns:cx7="http://schemas.microsoft.com/office/drawing/2016/5/13/chartex" xmlns:cx8="http://schemas.microsoft.com/office/drawing/2016/5/14/chartex" xmlns:mc="http://schemas.openxmlformats.org/markup-compatibility/2006" xmlns:aink="http://schemas.microsoft.com/office/drawing/2016/ink" xmlns:am3d="http://schemas.microsoft.com/office/drawing/2017/model3d" xmlns:o="urn:schemas-microsoft-com:office:office" xmlns:oel="http://schemas.microsoft.com/office/2019/extlst" xmlns:r="http://schemas.openxmlformats.org/officeDocument/2006/relationships" xmlns:m="http://schemas.openxmlformats.org/officeDocument/2006/math" xmlns:v="urn:schemas-microsoft-com:vml" xmlns:wp14="http://schemas.microsoft.com/office/word/2010/wordprocessingDrawing" xmlns:wp="http://schemas.openxmlformats.org/drawingml/2006/wordprocessingDrawing" xmlns:w10="urn:schemas-microsoft-com:office:word" xmlns:w="http://schemas.openxmlformats.org/wordprocessingml/2006/main" xmlns:w14="http://schemas.microsoft.com/office/word/2010/wordml" xmlns:w15="http://schemas.microsoft.com/office/word/2012/wordml" xmlns:w16cex="http://schemas.microsoft.com/office/word/2018/wordml/cex" xmlns:w16cid="http://schemas.microsoft.com/office/word/2016/wordml/cid" xmlns:w16="http://schemas.microsoft.com/office/word/2018/wordml" xmlns:w16du="http://schemas.microsoft.com/office/word/2023/wordml/word16du" xmlns:w16sdtdh="http://schemas.microsoft.com/office/word/2020/wordml/sdtdatahash" xmlns:w16se="http://schemas.microsoft.com/office/word/2015/wordml/symex" xmlns:wpg="http://schemas.microsoft.com/office/word/2010/wordprocessingGroup" xmlns:wpi="http://schemas.microsoft.com/office/word/2010/wordprocessingInk" xmlns:wne="http://schemas.microsoft.com/office/word/2006/wordml" xmlns:wps="http://schemas.microsoft.com/office/word/2010/wordprocessingShape" mc:Ignorable="w14 w15 w16se w16cid w16 w16cex w16sdtdh w16du wp14">
+<w:endnotes xmlns:wpc="http://schemas.microsoft.com/office/word/2010/wordprocessingCanvas" xmlns:cx="http://schemas.microsoft.com/office/drawing/2014/chartex" xmlns:cx1="http://schemas.microsoft.com/office/drawing/2015/9/8/chartex" xmlns:cx2="http://schemas.microsoft.com/office/drawing/2015/10/21/chartex" xmlns:cx3="http://schemas.microsoft.com/office/drawing/2016/5/9/chartex" xmlns:cx4="http://schemas.microsoft.com/office/drawing/2016/5/10/chartex" xmlns:cx5="http://schemas.microsoft.com/office/drawing/2016/5/11/chartex" xmlns:cx6="http://schemas.microsoft.com/office/drawing/2016/5/12/chartex" xmlns:cx7="http://schemas.microsoft.com/office/drawing/2016/5/13/chartex" xmlns:cx8="http://schemas.microsoft.com/office/drawing/2016/5/14/chartex" xmlns:mc="http://schemas.openxmlformats.org/markup-compatibility/2006" xmlns:aink="http://schemas.microsoft.com/office/drawing/2016/ink" xmlns:am3d="http://schemas.microsoft.com/office/drawing/2017/model3d" xmlns:o="urn:schemas-microsoft-com:office:office" xmlns:oel="http://schemas.microsoft.com/office/2019/extlst" xmlns:r="http://schemas.openxmlformats.org/officeDocument/2006/relationships" xmlns:m="http://schemas.openxmlformats.org/officeDocument/2006/math" xmlns:v="urn:schemas-microsoft-com:vml" xmlns:wp14="http://schemas.microsoft.com/office/word/2010/wordprocessingDrawing" xmlns:wp="http://schemas.openxmlformats.org/drawingml/2006/wordprocessingDrawing" xmlns:w10="urn:schemas-microsoft-com:office:word" xmlns:w="http://schemas.openxmlformats.org/wordprocessingml/2006/main" xmlns:w14="http://schemas.microsoft.com/office/word/2010/wordml" xmlns:w15="http://schemas.microsoft.com/office/word/2012/wordml" xmlns:w16cex="http://schemas.microsoft.com/office/word/2018/wordml/cex" xmlns:w16cid="http://schemas.microsoft.com/office/word/2016/wordml/cid" xmlns:w16="http://schemas.microsoft.com/office/word/2018/wordml" xmlns:w16du="http://schemas.microsoft.com/office/word/2023/wordml/word16du" xmlns:w16sdtdh="http://schemas.microsoft.com/office/word/2020/wordml/sdtdatahash" xmlns:w16sdtfl="http://schemas.microsoft.com/office/word/2024/wordml/sdtformatlock" xmlns:w16se="http://schemas.microsoft.com/office/word/2015/wordml/symex" xmlns:wpg="http://schemas.microsoft.com/office/word/2010/wordprocessingGroup" xmlns:wpi="http://schemas.microsoft.com/office/word/2010/wordprocessingInk" xmlns:wne="http://schemas.microsoft.com/office/word/2006/wordml" xmlns:wps="http://schemas.microsoft.com/office/word/2010/wordprocessingShape" mc:Ignorable="w14 w15 w16se w16cid w16 w16cex w16sdtdh w16sdtfl w16du wp14">
   <w:endnote w:type="separator" w:id="-1">
     <w:p>
       <w:r>
@@ -4071,7 +4075,7 @@
 </file>
 
 <file path=word/footer1.xml><?xml version="1.0" encoding="utf-8"?>
-<w:ftr xmlns:wpc="http://schemas.microsoft.com/office/word/2010/wordprocessingCanvas" xmlns:cx="http://schemas.microsoft.com/office/drawing/2014/chartex" xmlns:cx1="http://schemas.microsoft.com/office/drawing/2015/9/8/chartex" xmlns:cx2="http://schemas.microsoft.com/office/drawing/2015/10/21/chartex" xmlns:cx3="http://schemas.microsoft.com/office/drawing/2016/5/9/chartex" xmlns:cx4="http://schemas.microsoft.com/office/drawing/2016/5/10/chartex" xmlns:cx5="http://schemas.microsoft.com/office/drawing/2016/5/11/chartex" xmlns:cx6="http://schemas.microsoft.com/office/drawing/2016/5/12/chartex" xmlns:cx7="http://schemas.microsoft.com/office/drawing/2016/5/13/chartex" xmlns:cx8="http://schemas.microsoft.com/office/drawing/2016/5/14/chartex" xmlns:mc="http://schemas.openxmlformats.org/markup-compatibility/2006" xmlns:aink="http://schemas.microsoft.com/office/drawing/2016/ink" xmlns:am3d="http://schemas.microsoft.com/office/drawing/2017/model3d" xmlns:o="urn:schemas-microsoft-com:office:office" xmlns:oel="http://schemas.microsoft.com/office/2019/extlst" xmlns:r="http://schemas.openxmlformats.org/officeDocument/2006/relationships" xmlns:m="http://schemas.openxmlformats.org/officeDocument/2006/math" xmlns:v="urn:schemas-microsoft-com:vml" xmlns:wp14="http://schemas.microsoft.com/office/word/2010/wordprocessingDrawing" xmlns:wp="http://schemas.openxmlformats.org/drawingml/2006/wordprocessingDrawing" xmlns:w10="urn:schemas-microsoft-com:office:word" xmlns:w="http://schemas.openxmlformats.org/wordprocessingml/2006/main" xmlns:w14="http://schemas.microsoft.com/office/word/2010/wordml" xmlns:w15="http://schemas.microsoft.com/office/word/2012/wordml" xmlns:w16cex="http://schemas.microsoft.com/office/word/2018/wordml/cex" xmlns:w16cid="http://schemas.microsoft.com/office/word/2016/wordml/cid" xmlns:w16="http://schemas.microsoft.com/office/word/2018/wordml" xmlns:w16du="http://schemas.microsoft.com/office/word/2023/wordml/word16du" xmlns:w16sdtdh="http://schemas.microsoft.com/office/word/2020/wordml/sdtdatahash" xmlns:w16se="http://schemas.microsoft.com/office/word/2015/wordml/symex" xmlns:wpg="http://schemas.microsoft.com/office/word/2010/wordprocessingGroup" xmlns:wpi="http://schemas.microsoft.com/office/word/2010/wordprocessingInk" xmlns:wne="http://schemas.microsoft.com/office/word/2006/wordml" xmlns:wps="http://schemas.microsoft.com/office/word/2010/wordprocessingShape" mc:Ignorable="w14 w15 w16se w16cid w16 w16cex w16sdtdh w16du wp14">
+<w:ftr xmlns:wpc="http://schemas.microsoft.com/office/word/2010/wordprocessingCanvas" xmlns:cx="http://schemas.microsoft.com/office/drawing/2014/chartex" xmlns:cx1="http://schemas.microsoft.com/office/drawing/2015/9/8/chartex" xmlns:cx2="http://schemas.microsoft.com/office/drawing/2015/10/21/chartex" xmlns:cx3="http://schemas.microsoft.com/office/drawing/2016/5/9/chartex" xmlns:cx4="http://schemas.microsoft.com/office/drawing/2016/5/10/chartex" xmlns:cx5="http://schemas.microsoft.com/office/drawing/2016/5/11/chartex" xmlns:cx6="http://schemas.microsoft.com/office/drawing/2016/5/12/chartex" xmlns:cx7="http://schemas.microsoft.com/office/drawing/2016/5/13/chartex" xmlns:cx8="http://schemas.microsoft.com/office/drawing/2016/5/14/chartex" xmlns:mc="http://schemas.openxmlformats.org/markup-compatibility/2006" xmlns:aink="http://schemas.microsoft.com/office/drawing/2016/ink" xmlns:am3d="http://schemas.microsoft.com/office/drawing/2017/model3d" xmlns:o="urn:schemas-microsoft-com:office:office" xmlns:oel="http://schemas.microsoft.com/office/2019/extlst" xmlns:r="http://schemas.openxmlformats.org/officeDocument/2006/relationships" xmlns:m="http://schemas.openxmlformats.org/officeDocument/2006/math" xmlns:v="urn:schemas-microsoft-com:vml" xmlns:wp14="http://schemas.microsoft.com/office/word/2010/wordprocessingDrawing" xmlns:wp="http://schemas.openxmlformats.org/drawingml/2006/wordprocessingDrawing" xmlns:w10="urn:schemas-microsoft-com:office:word" xmlns:w="http://schemas.openxmlformats.org/wordprocessingml/2006/main" xmlns:w14="http://schemas.microsoft.com/office/word/2010/wordml" xmlns:w15="http://schemas.microsoft.com/office/word/2012/wordml" xmlns:w16cex="http://schemas.microsoft.com/office/word/2018/wordml/cex" xmlns:w16cid="http://schemas.microsoft.com/office/word/2016/wordml/cid" xmlns:w16="http://schemas.microsoft.com/office/word/2018/wordml" xmlns:w16du="http://schemas.microsoft.com/office/word/2023/wordml/word16du" xmlns:w16sdtdh="http://schemas.microsoft.com/office/word/2020/wordml/sdtdatahash" xmlns:w16sdtfl="http://schemas.microsoft.com/office/word/2024/wordml/sdtformatlock" xmlns:w16se="http://schemas.microsoft.com/office/word/2015/wordml/symex" xmlns:wpg="http://schemas.microsoft.com/office/word/2010/wordprocessingGroup" xmlns:wpi="http://schemas.microsoft.com/office/word/2010/wordprocessingInk" xmlns:wne="http://schemas.microsoft.com/office/word/2006/wordml" xmlns:wps="http://schemas.microsoft.com/office/word/2010/wordprocessingShape" mc:Ignorable="w14 w15 w16se w16cid w16 w16cex w16sdtdh w16sdtfl w16du wp14">
   <w:sdt>
     <w:sdtPr>
       <w:rPr>
@@ -4212,7 +4216,7 @@
 </file>
 
 <file path=word/footnotes.xml><?xml version="1.0" encoding="utf-8"?>
-<w:footnotes xmlns:wpc="http://schemas.microsoft.com/office/word/2010/wordprocessingCanvas" xmlns:cx="http://schemas.microsoft.com/office/drawing/2014/chartex" xmlns:cx1="http://schemas.microsoft.com/office/drawing/2015/9/8/chartex" xmlns:cx2="http://schemas.microsoft.com/office/drawing/2015/10/21/chartex" xmlns:cx3="http://schemas.microsoft.com/office/drawing/2016/5/9/chartex" xmlns:cx4="http://schemas.microsoft.com/office/drawing/2016/5/10/chartex" xmlns:cx5="http://schemas.microsoft.com/office/drawing/2016/5/11/chartex" xmlns:cx6="http://schemas.microsoft.com/office/drawing/2016/5/12/chartex" xmlns:cx7="http://schemas.microsoft.com/office/drawing/2016/5/13/chartex" xmlns:cx8="http://schemas.microsoft.com/office/drawing/2016/5/14/chartex" xmlns:mc="http://schemas.openxmlformats.org/markup-compatibility/2006" xmlns:aink="http://schemas.microsoft.com/office/drawing/2016/ink" xmlns:am3d="http://schemas.microsoft.com/office/drawing/2017/model3d" xmlns:o="urn:schemas-microsoft-com:office:office" xmlns:oel="http://schemas.microsoft.com/office/2019/extlst" xmlns:r="http://schemas.openxmlformats.org/officeDocument/2006/relationships" xmlns:m="http://schemas.openxmlformats.org/officeDocument/2006/math" xmlns:v="urn:schemas-microsoft-com:vml" xmlns:wp14="http://schemas.microsoft.com/office/word/2010/wordprocessingDrawing" xmlns:wp="http://schemas.openxmlformats.org/drawingml/2006/wordprocessingDrawing" xmlns:w10="urn:schemas-microsoft-com:office:word" xmlns:w="http://schemas.openxmlformats.org/wordprocessingml/2006/main" xmlns:w14="http://schemas.microsoft.com/office/word/2010/wordml" xmlns:w15="http://schemas.microsoft.com/office/word/2012/wordml" xmlns:w16cex="http://schemas.microsoft.com/office/word/2018/wordml/cex" xmlns:w16cid="http://schemas.microsoft.com/office/word/2016/wordml/cid" xmlns:w16="http://schemas.microsoft.com/office/word/2018/wordml" xmlns:w16du="http://schemas.microsoft.com/office/word/2023/wordml/word16du" xmlns:w16sdtdh="http://schemas.microsoft.com/office/word/2020/wordml/sdtdatahash" xmlns:w16se="http://schemas.microsoft.com/office/word/2015/wordml/symex" xmlns:wpg="http://schemas.microsoft.com/office/word/2010/wordprocessingGroup" xmlns:wpi="http://schemas.microsoft.com/office/word/2010/wordprocessingInk" xmlns:wne="http://schemas.microsoft.com/office/word/2006/wordml" xmlns:wps="http://schemas.microsoft.com/office/word/2010/wordprocessingShape" mc:Ignorable="w14 w15 w16se w16cid w16 w16cex w16sdtdh w16du wp14">
+<w:footnotes xmlns:wpc="http://schemas.microsoft.com/office/word/2010/wordprocessingCanvas" xmlns:cx="http://schemas.microsoft.com/office/drawing/2014/chartex" xmlns:cx1="http://schemas.microsoft.com/office/drawing/2015/9/8/chartex" xmlns:cx2="http://schemas.microsoft.com/office/drawing/2015/10/21/chartex" xmlns:cx3="http://schemas.microsoft.com/office/drawing/2016/5/9/chartex" xmlns:cx4="http://schemas.microsoft.com/office/drawing/2016/5/10/chartex" xmlns:cx5="http://schemas.microsoft.com/office/drawing/2016/5/11/chartex" xmlns:cx6="http://schemas.microsoft.com/office/drawing/2016/5/12/chartex" xmlns:cx7="http://schemas.microsoft.com/office/drawing/2016/5/13/chartex" xmlns:cx8="http://schemas.microsoft.com/office/drawing/2016/5/14/chartex" xmlns:mc="http://schemas.openxmlformats.org/markup-compatibility/2006" xmlns:aink="http://schemas.microsoft.com/office/drawing/2016/ink" xmlns:am3d="http://schemas.microsoft.com/office/drawing/2017/model3d" xmlns:o="urn:schemas-microsoft-com:office:office" xmlns:oel="http://schemas.microsoft.com/office/2019/extlst" xmlns:r="http://schemas.openxmlformats.org/officeDocument/2006/relationships" xmlns:m="http://schemas.openxmlformats.org/officeDocument/2006/math" xmlns:v="urn:schemas-microsoft-com:vml" xmlns:wp14="http://schemas.microsoft.com/office/word/2010/wordprocessingDrawing" xmlns:wp="http://schemas.openxmlformats.org/drawingml/2006/wordprocessingDrawing" xmlns:w10="urn:schemas-microsoft-com:office:word" xmlns:w="http://schemas.openxmlformats.org/wordprocessingml/2006/main" xmlns:w14="http://schemas.microsoft.com/office/word/2010/wordml" xmlns:w15="http://schemas.microsoft.com/office/word/2012/wordml" xmlns:w16cex="http://schemas.microsoft.com/office/word/2018/wordml/cex" xmlns:w16cid="http://schemas.microsoft.com/office/word/2016/wordml/cid" xmlns:w16="http://schemas.microsoft.com/office/word/2018/wordml" xmlns:w16du="http://schemas.microsoft.com/office/word/2023/wordml/word16du" xmlns:w16sdtdh="http://schemas.microsoft.com/office/word/2020/wordml/sdtdatahash" xmlns:w16sdtfl="http://schemas.microsoft.com/office/word/2024/wordml/sdtformatlock" xmlns:w16se="http://schemas.microsoft.com/office/word/2015/wordml/symex" xmlns:wpg="http://schemas.microsoft.com/office/word/2010/wordprocessingGroup" xmlns:wpi="http://schemas.microsoft.com/office/word/2010/wordprocessingInk" xmlns:wne="http://schemas.microsoft.com/office/word/2006/wordml" xmlns:wps="http://schemas.microsoft.com/office/word/2010/wordprocessingShape" mc:Ignorable="w14 w15 w16se w16cid w16 w16cex w16sdtdh w16sdtfl w16du wp14">
   <w:footnote w:type="separator" w:id="-1">
     <w:p>
       <w:r>
@@ -4231,7 +4235,7 @@
 </file>
 
 <file path=word/numbering.xml><?xml version="1.0" encoding="utf-8"?>
-<w:numbering xmlns:wpc="http://schemas.microsoft.com/office/word/2010/wordprocessingCanvas" xmlns:cx="http://schemas.microsoft.com/office/drawing/2014/chartex" xmlns:cx1="http://schemas.microsoft.com/office/drawing/2015/9/8/chartex" xmlns:cx2="http://schemas.microsoft.com/office/drawing/2015/10/21/chartex" xmlns:cx3="http://schemas.microsoft.com/office/drawing/2016/5/9/chartex" xmlns:cx4="http://schemas.microsoft.com/office/drawing/2016/5/10/chartex" xmlns:cx5="http://schemas.microsoft.com/office/drawing/2016/5/11/chartex" xmlns:cx6="http://schemas.microsoft.com/office/drawing/2016/5/12/chartex" xmlns:cx7="http://schemas.microsoft.com/office/drawing/2016/5/13/chartex" xmlns:cx8="http://schemas.microsoft.com/office/drawing/2016/5/14/chartex" xmlns:mc="http://schemas.openxmlformats.org/markup-compatibility/2006" xmlns:aink="http://schemas.microsoft.com/office/drawing/2016/ink" xmlns:am3d="http://schemas.microsoft.com/office/drawing/2017/model3d" xmlns:o="urn:schemas-microsoft-com:office:office" xmlns:oel="http://schemas.microsoft.com/office/2019/extlst" xmlns:r="http://schemas.openxmlformats.org/officeDocument/2006/relationships" xmlns:m="http://schemas.openxmlformats.org/officeDocument/2006/math" xmlns:v="urn:schemas-microsoft-com:vml" xmlns:wp14="http://schemas.microsoft.com/office/word/2010/wordprocessingDrawing" xmlns:wp="http://schemas.openxmlformats.org/drawingml/2006/wordprocessingDrawing" xmlns:w10="urn:schemas-microsoft-com:office:word" xmlns:w="http://schemas.openxmlformats.org/wordprocessingml/2006/main" xmlns:w14="http://schemas.microsoft.com/office/word/2010/wordml" xmlns:w15="http://schemas.microsoft.com/office/word/2012/wordml" xmlns:w16cex="http://schemas.microsoft.com/office/word/2018/wordml/cex" xmlns:w16cid="http://schemas.microsoft.com/office/word/2016/wordml/cid" xmlns:w16="http://schemas.microsoft.com/office/word/2018/wordml" xmlns:w16du="http://schemas.microsoft.com/office/word/2023/wordml/word16du" xmlns:w16sdtdh="http://schemas.microsoft.com/office/word/2020/wordml/sdtdatahash" xmlns:w16se="http://schemas.microsoft.com/office/word/2015/wordml/symex" xmlns:wpg="http://schemas.microsoft.com/office/word/2010/wordprocessingGroup" xmlns:wpi="http://schemas.microsoft.com/office/word/2010/wordprocessingInk" xmlns:wne="http://schemas.microsoft.com/office/word/2006/wordml" xmlns:wps="http://schemas.microsoft.com/office/word/2010/wordprocessingShape" mc:Ignorable="w14 w15 w16se w16cid w16 w16cex w16sdtdh w16du wp14">
+<w:numbering xmlns:wpc="http://schemas.microsoft.com/office/word/2010/wordprocessingCanvas" xmlns:cx="http://schemas.microsoft.com/office/drawing/2014/chartex" xmlns:cx1="http://schemas.microsoft.com/office/drawing/2015/9/8/chartex" xmlns:cx2="http://schemas.microsoft.com/office/drawing/2015/10/21/chartex" xmlns:cx3="http://schemas.microsoft.com/office/drawing/2016/5/9/chartex" xmlns:cx4="http://schemas.microsoft.com/office/drawing/2016/5/10/chartex" xmlns:cx5="http://schemas.microsoft.com/office/drawing/2016/5/11/chartex" xmlns:cx6="http://schemas.microsoft.com/office/drawing/2016/5/12/chartex" xmlns:cx7="http://schemas.microsoft.com/office/drawing/2016/5/13/chartex" xmlns:cx8="http://schemas.microsoft.com/office/drawing/2016/5/14/chartex" xmlns:mc="http://schemas.openxmlformats.org/markup-compatibility/2006" xmlns:aink="http://schemas.microsoft.com/office/drawing/2016/ink" xmlns:am3d="http://schemas.microsoft.com/office/drawing/2017/model3d" xmlns:o="urn:schemas-microsoft-com:office:office" xmlns:oel="http://schemas.microsoft.com/office/2019/extlst" xmlns:r="http://schemas.openxmlformats.org/officeDocument/2006/relationships" xmlns:m="http://schemas.openxmlformats.org/officeDocument/2006/math" xmlns:v="urn:schemas-microsoft-com:vml" xmlns:wp14="http://schemas.microsoft.com/office/word/2010/wordprocessingDrawing" xmlns:wp="http://schemas.openxmlformats.org/drawingml/2006/wordprocessingDrawing" xmlns:w10="urn:schemas-microsoft-com:office:word" xmlns:w="http://schemas.openxmlformats.org/wordprocessingml/2006/main" xmlns:w14="http://schemas.microsoft.com/office/word/2010/wordml" xmlns:w15="http://schemas.microsoft.com/office/word/2012/wordml" xmlns:w16cex="http://schemas.microsoft.com/office/word/2018/wordml/cex" xmlns:w16cid="http://schemas.microsoft.com/office/word/2016/wordml/cid" xmlns:w16="http://schemas.microsoft.com/office/word/2018/wordml" xmlns:w16du="http://schemas.microsoft.com/office/word/2023/wordml/word16du" xmlns:w16sdtdh="http://schemas.microsoft.com/office/word/2020/wordml/sdtdatahash" xmlns:w16sdtfl="http://schemas.microsoft.com/office/word/2024/wordml/sdtformatlock" xmlns:w16se="http://schemas.microsoft.com/office/word/2015/wordml/symex" xmlns:wpg="http://schemas.microsoft.com/office/word/2010/wordprocessingGroup" xmlns:wpi="http://schemas.microsoft.com/office/word/2010/wordprocessingInk" xmlns:wne="http://schemas.microsoft.com/office/word/2006/wordml" xmlns:wps="http://schemas.microsoft.com/office/word/2010/wordprocessingShape" mc:Ignorable="w14 w15 w16se w16cid w16 w16cex w16sdtdh w16sdtfl w16du wp14">
   <w:abstractNum w:abstractNumId="0" w15:restartNumberingAfterBreak="0">
     <w:nsid w:val="00224847"/>
     <w:multiLevelType w:val="hybridMultilevel"/>
@@ -6976,7 +6980,7 @@
 </file>
 
 <file path=word/styles.xml><?xml version="1.0" encoding="utf-8"?>
-<w:styles xmlns:mc="http://schemas.openxmlformats.org/markup-compatibility/2006" xmlns:r="http://schemas.openxmlformats.org/officeDocument/2006/relationships" xmlns:w="http://schemas.openxmlformats.org/wordprocessingml/2006/main" xmlns:w14="http://schemas.microsoft.com/office/word/2010/wordml" xmlns:w15="http://schemas.microsoft.com/office/word/2012/wordml" xmlns:w16cex="http://schemas.microsoft.com/office/word/2018/wordml/cex" xmlns:w16cid="http://schemas.microsoft.com/office/word/2016/wordml/cid" xmlns:w16="http://schemas.microsoft.com/office/word/2018/wordml" xmlns:w16du="http://schemas.microsoft.com/office/word/2023/wordml/word16du" xmlns:w16sdtdh="http://schemas.microsoft.com/office/word/2020/wordml/sdtdatahash" xmlns:w16se="http://schemas.microsoft.com/office/word/2015/wordml/symex" mc:Ignorable="w14 w15 w16se w16cid w16 w16cex w16sdtdh w16du">
+<w:styles xmlns:mc="http://schemas.openxmlformats.org/markup-compatibility/2006" xmlns:r="http://schemas.openxmlformats.org/officeDocument/2006/relationships" xmlns:w="http://schemas.openxmlformats.org/wordprocessingml/2006/main" xmlns:w14="http://schemas.microsoft.com/office/word/2010/wordml" xmlns:w15="http://schemas.microsoft.com/office/word/2012/wordml" xmlns:w16cex="http://schemas.microsoft.com/office/word/2018/wordml/cex" xmlns:w16cid="http://schemas.microsoft.com/office/word/2016/wordml/cid" xmlns:w16="http://schemas.microsoft.com/office/word/2018/wordml" xmlns:w16du="http://schemas.microsoft.com/office/word/2023/wordml/word16du" xmlns:w16sdtdh="http://schemas.microsoft.com/office/word/2020/wordml/sdtdatahash" xmlns:w16sdtfl="http://schemas.microsoft.com/office/word/2024/wordml/sdtformatlock" xmlns:w16se="http://schemas.microsoft.com/office/word/2015/wordml/symex" mc:Ignorable="w14 w15 w16se w16cid w16 w16cex w16sdtdh w16sdtfl w16du">
   <w:docDefaults>
     <w:rPrDefault>
       <w:rPr>
@@ -7387,6 +7391,7 @@
   <w:style w:type="character" w:default="1" w:styleId="DefaultParagraphFont">
     <w:name w:val="Default Paragraph Font"/>
     <w:uiPriority w:val="1"/>
+    <w:semiHidden/>
     <w:unhideWhenUsed/>
   </w:style>
   <w:style w:type="table" w:default="1" w:styleId="TableNormal">
